--- a/Week-2/Day-3/Detailed-study-guide.docx
+++ b/Week-2/Day-3/Detailed-study-guide.docx
@@ -16,7 +16,7 @@
           <w:bCs/>
           <w:lang w:val="en-IN"/>
         </w:rPr>
-        <w:t>MODULE 3 — DATA INGESTION &amp; MESSAGING</w:t>
+        <w:t>DATA INGESTION &amp; MESSAGING</w:t>
       </w:r>
     </w:p>
     <w:p>
@@ -30,7 +30,7 @@
           <w:lang w:val="en-IN"/>
         </w:rPr>
         <w:pict w14:anchorId="444CA208">
-          <v:rect id="_x0000_i1349" style="width:0;height:1.5pt" o:hralign="center" o:hrstd="t" o:hr="t" fillcolor="#a0a0a0" stroked="f"/>
+          <v:rect id="_x0000_i1025" style="width:0;height:1.5pt" o:hralign="center" o:hrstd="t" o:hr="t" fillcolor="#a0a0a0" stroked="f"/>
         </w:pict>
       </w:r>
     </w:p>
@@ -168,7 +168,7 @@
           <w:lang w:val="en-IN"/>
         </w:rPr>
         <w:pict w14:anchorId="4AF0EF96">
-          <v:rect id="_x0000_i1350" style="width:0;height:1.5pt" o:hralign="center" o:hrstd="t" o:hr="t" fillcolor="#a0a0a0" stroked="f"/>
+          <v:rect id="_x0000_i1026" style="width:0;height:1.5pt" o:hralign="center" o:hrstd="t" o:hr="t" fillcolor="#a0a0a0" stroked="f"/>
         </w:pict>
       </w:r>
     </w:p>
@@ -285,7 +285,7 @@
           <w:lang w:val="en-IN"/>
         </w:rPr>
         <w:pict w14:anchorId="18242FCD">
-          <v:rect id="_x0000_i1351" style="width:0;height:1.5pt" o:hralign="center" o:hrstd="t" o:hr="t" fillcolor="#a0a0a0" stroked="f"/>
+          <v:rect id="_x0000_i1027" style="width:0;height:1.5pt" o:hralign="center" o:hrstd="t" o:hr="t" fillcolor="#a0a0a0" stroked="f"/>
         </w:pict>
       </w:r>
     </w:p>
@@ -330,7 +330,7 @@
           <w:lang w:val="en-IN"/>
         </w:rPr>
         <w:pict w14:anchorId="3F4A8AF0">
-          <v:rect id="_x0000_i1352" style="width:0;height:1.5pt" o:hralign="center" o:hrstd="t" o:hr="t" fillcolor="#a0a0a0" stroked="f"/>
+          <v:rect id="_x0000_i1028" style="width:0;height:1.5pt" o:hralign="center" o:hrstd="t" o:hr="t" fillcolor="#a0a0a0" stroked="f"/>
         </w:pict>
       </w:r>
     </w:p>
@@ -640,7 +640,7 @@
           <w:lang w:val="en-IN"/>
         </w:rPr>
         <w:pict w14:anchorId="29C0ED42">
-          <v:rect id="_x0000_i1353" style="width:0;height:1.5pt" o:hralign="center" o:hrstd="t" o:hr="t" fillcolor="#a0a0a0" stroked="f"/>
+          <v:rect id="_x0000_i1029" style="width:0;height:1.5pt" o:hralign="center" o:hrstd="t" o:hr="t" fillcolor="#a0a0a0" stroked="f"/>
         </w:pict>
       </w:r>
     </w:p>
@@ -771,7 +771,7 @@
           <w:lang w:val="en-IN"/>
         </w:rPr>
         <w:pict w14:anchorId="695ACF2C">
-          <v:rect id="_x0000_i1354" style="width:0;height:1.5pt" o:hralign="center" o:hrstd="t" o:hr="t" fillcolor="#a0a0a0" stroked="f"/>
+          <v:rect id="_x0000_i1030" style="width:0;height:1.5pt" o:hralign="center" o:hrstd="t" o:hr="t" fillcolor="#a0a0a0" stroked="f"/>
         </w:pict>
       </w:r>
     </w:p>
@@ -823,7 +823,21 @@
         <w:rPr>
           <w:lang w:val="en-IN"/>
         </w:rPr>
-        <w:t xml:space="preserve">Pub/Sub → Dataflow → BigQuery </w:t>
+        <w:t xml:space="preserve">Pub/Sub → Dataflow → </w:t>
+      </w:r>
+      <w:proofErr w:type="spellStart"/>
+      <w:r>
+        <w:rPr>
+          <w:lang w:val="en-IN"/>
+        </w:rPr>
+        <w:t>BigQuery</w:t>
+      </w:r>
+      <w:proofErr w:type="spellEnd"/>
+      <w:r>
+        <w:rPr>
+          <w:lang w:val="en-IN"/>
+        </w:rPr>
+        <w:t xml:space="preserve"> </w:t>
       </w:r>
     </w:p>
     <w:p>
@@ -871,7 +885,7 @@
           <w:lang w:val="en-IN"/>
         </w:rPr>
         <w:pict w14:anchorId="5BCAAECA">
-          <v:rect id="_x0000_i1355" style="width:0;height:1.5pt" o:hralign="center" o:hrstd="t" o:hr="t" fillcolor="#a0a0a0" stroked="f"/>
+          <v:rect id="_x0000_i1031" style="width:0;height:1.5pt" o:hralign="center" o:hrstd="t" o:hr="t" fillcolor="#a0a0a0" stroked="f"/>
         </w:pict>
       </w:r>
     </w:p>
@@ -937,7 +951,7 @@
           <w:lang w:val="en-IN"/>
         </w:rPr>
         <w:pict w14:anchorId="09A05321">
-          <v:rect id="_x0000_i1356" style="width:0;height:1.5pt" o:hralign="center" o:hrstd="t" o:hr="t" fillcolor="#a0a0a0" stroked="f"/>
+          <v:rect id="_x0000_i1032" style="width:0;height:1.5pt" o:hralign="center" o:hrstd="t" o:hr="t" fillcolor="#a0a0a0" stroked="f"/>
         </w:pict>
       </w:r>
     </w:p>
@@ -1016,7 +1030,7 @@
           <w:lang w:val="en-IN"/>
         </w:rPr>
         <w:pict w14:anchorId="66A1C0FF">
-          <v:rect id="_x0000_i1357" style="width:0;height:1.5pt" o:hralign="center" o:hrstd="t" o:hr="t" fillcolor="#a0a0a0" stroked="f"/>
+          <v:rect id="_x0000_i1033" style="width:0;height:1.5pt" o:hralign="center" o:hrstd="t" o:hr="t" fillcolor="#a0a0a0" stroked="f"/>
         </w:pict>
       </w:r>
     </w:p>
@@ -1048,7 +1062,7 @@
           <w:lang w:val="en-IN"/>
         </w:rPr>
         <w:pict w14:anchorId="6675F6B0">
-          <v:rect id="_x0000_i1358" style="width:0;height:1.5pt" o:hralign="center" o:hrstd="t" o:hr="t" fillcolor="#a0a0a0" stroked="f"/>
+          <v:rect id="_x0000_i1034" style="width:0;height:1.5pt" o:hralign="center" o:hrstd="t" o:hr="t" fillcolor="#a0a0a0" stroked="f"/>
         </w:pict>
       </w:r>
     </w:p>
@@ -1107,7 +1121,7 @@
           <w:lang w:val="en-IN"/>
         </w:rPr>
         <w:pict w14:anchorId="5685A809">
-          <v:rect id="_x0000_i1359" style="width:0;height:1.5pt" o:hralign="center" o:hrstd="t" o:hr="t" fillcolor="#a0a0a0" stroked="f"/>
+          <v:rect id="_x0000_i1035" style="width:0;height:1.5pt" o:hralign="center" o:hrstd="t" o:hr="t" fillcolor="#a0a0a0" stroked="f"/>
         </w:pict>
       </w:r>
     </w:p>
@@ -1136,6 +1150,7 @@
           <w:lang w:val="en-IN"/>
         </w:rPr>
       </w:pPr>
+      <w:proofErr w:type="spellStart"/>
       <w:r>
         <w:rPr>
           <w:b/>
@@ -1144,6 +1159,7 @@
         </w:rPr>
         <w:t>PCollection</w:t>
       </w:r>
+      <w:proofErr w:type="spellEnd"/>
     </w:p>
     <w:p>
       <w:pPr>
@@ -1170,6 +1186,7 @@
           <w:lang w:val="en-IN"/>
         </w:rPr>
       </w:pPr>
+      <w:proofErr w:type="spellStart"/>
       <w:r>
         <w:rPr>
           <w:b/>
@@ -1178,6 +1195,7 @@
         </w:rPr>
         <w:t>PTransform</w:t>
       </w:r>
+      <w:proofErr w:type="spellEnd"/>
     </w:p>
     <w:p>
       <w:pPr>
@@ -1241,7 +1259,7 @@
           <w:lang w:val="en-IN"/>
         </w:rPr>
         <w:pict w14:anchorId="608C42E6">
-          <v:rect id="_x0000_i1360" style="width:0;height:1.5pt" o:hralign="center" o:hrstd="t" o:hr="t" fillcolor="#a0a0a0" stroked="f"/>
+          <v:rect id="_x0000_i1036" style="width:0;height:1.5pt" o:hralign="center" o:hrstd="t" o:hr="t" fillcolor="#a0a0a0" stroked="f"/>
         </w:pict>
       </w:r>
     </w:p>
@@ -1272,7 +1290,35 @@
         <w:rPr>
           <w:lang w:val="en-IN"/>
         </w:rPr>
-        <w:t>Input → PCollection → PTransform → Output</w:t>
+        <w:t xml:space="preserve">Input → </w:t>
+      </w:r>
+      <w:proofErr w:type="spellStart"/>
+      <w:r>
+        <w:rPr>
+          <w:lang w:val="en-IN"/>
+        </w:rPr>
+        <w:t>PCollection</w:t>
+      </w:r>
+      <w:proofErr w:type="spellEnd"/>
+      <w:r>
+        <w:rPr>
+          <w:lang w:val="en-IN"/>
+        </w:rPr>
+        <w:t xml:space="preserve"> → </w:t>
+      </w:r>
+      <w:proofErr w:type="spellStart"/>
+      <w:r>
+        <w:rPr>
+          <w:lang w:val="en-IN"/>
+        </w:rPr>
+        <w:t>PTransform</w:t>
+      </w:r>
+      <w:proofErr w:type="spellEnd"/>
+      <w:r>
+        <w:rPr>
+          <w:lang w:val="en-IN"/>
+        </w:rPr>
+        <w:t xml:space="preserve"> → Output</w:t>
       </w:r>
     </w:p>
     <w:p>
@@ -1286,7 +1332,7 @@
           <w:lang w:val="en-IN"/>
         </w:rPr>
         <w:pict w14:anchorId="7FEF6564">
-          <v:rect id="_x0000_i1361" style="width:0;height:1.5pt" o:hralign="center" o:hrstd="t" o:hr="t" fillcolor="#a0a0a0" stroked="f"/>
+          <v:rect id="_x0000_i1037" style="width:0;height:1.5pt" o:hralign="center" o:hrstd="t" o:hr="t" fillcolor="#a0a0a0" stroked="f"/>
         </w:pict>
       </w:r>
     </w:p>
@@ -1544,7 +1590,7 @@
           <w:lang w:val="en-IN"/>
         </w:rPr>
         <w:pict w14:anchorId="1E11A67D">
-          <v:rect id="_x0000_i1362" style="width:0;height:1.5pt" o:hralign="center" o:hrstd="t" o:hr="t" fillcolor="#a0a0a0" stroked="f"/>
+          <v:rect id="_x0000_i1038" style="width:0;height:1.5pt" o:hralign="center" o:hrstd="t" o:hr="t" fillcolor="#a0a0a0" stroked="f"/>
         </w:pict>
       </w:r>
     </w:p>
@@ -1609,7 +1655,21 @@
         <w:rPr>
           <w:lang w:val="en-IN"/>
         </w:rPr>
-        <w:t xml:space="preserve">Pub/Sub → Clean → Aggregate → BigQuery </w:t>
+        <w:t xml:space="preserve">Pub/Sub → Clean → Aggregate → </w:t>
+      </w:r>
+      <w:proofErr w:type="spellStart"/>
+      <w:r>
+        <w:rPr>
+          <w:lang w:val="en-IN"/>
+        </w:rPr>
+        <w:t>BigQuery</w:t>
+      </w:r>
+      <w:proofErr w:type="spellEnd"/>
+      <w:r>
+        <w:rPr>
+          <w:lang w:val="en-IN"/>
+        </w:rPr>
+        <w:t xml:space="preserve"> </w:t>
       </w:r>
     </w:p>
     <w:p>
@@ -1623,7 +1683,7 @@
           <w:lang w:val="en-IN"/>
         </w:rPr>
         <w:pict w14:anchorId="262CD850">
-          <v:rect id="_x0000_i1363" style="width:0;height:1.5pt" o:hralign="center" o:hrstd="t" o:hr="t" fillcolor="#a0a0a0" stroked="f"/>
+          <v:rect id="_x0000_i1039" style="width:0;height:1.5pt" o:hralign="center" o:hrstd="t" o:hr="t" fillcolor="#a0a0a0" stroked="f"/>
         </w:pict>
       </w:r>
     </w:p>
@@ -1641,20 +1701,52 @@
           <w:bCs/>
           <w:lang w:val="en-IN"/>
         </w:rPr>
-        <w:t>5. Dataproc (Managed Spark)</w:t>
-      </w:r>
-    </w:p>
-    <w:p>
-      <w:pPr>
-        <w:rPr>
-          <w:lang w:val="en-IN"/>
-        </w:rPr>
-      </w:pPr>
-      <w:r>
-        <w:rPr>
-          <w:lang w:val="en-IN"/>
-        </w:rPr>
-        <w:t>Google Cloud Dataproc is used for:</w:t>
+        <w:t xml:space="preserve">5. </w:t>
+      </w:r>
+      <w:proofErr w:type="spellStart"/>
+      <w:r>
+        <w:rPr>
+          <w:b/>
+          <w:bCs/>
+          <w:lang w:val="en-IN"/>
+        </w:rPr>
+        <w:t>Dataproc</w:t>
+      </w:r>
+      <w:proofErr w:type="spellEnd"/>
+      <w:r>
+        <w:rPr>
+          <w:b/>
+          <w:bCs/>
+          <w:lang w:val="en-IN"/>
+        </w:rPr>
+        <w:t xml:space="preserve"> (Managed Spark)</w:t>
+      </w:r>
+    </w:p>
+    <w:p>
+      <w:pPr>
+        <w:rPr>
+          <w:lang w:val="en-IN"/>
+        </w:rPr>
+      </w:pPr>
+      <w:r>
+        <w:rPr>
+          <w:lang w:val="en-IN"/>
+        </w:rPr>
+        <w:t xml:space="preserve">Google Cloud </w:t>
+      </w:r>
+      <w:proofErr w:type="spellStart"/>
+      <w:r>
+        <w:rPr>
+          <w:lang w:val="en-IN"/>
+        </w:rPr>
+        <w:t>Dataproc</w:t>
+      </w:r>
+      <w:proofErr w:type="spellEnd"/>
+      <w:r>
+        <w:rPr>
+          <w:lang w:val="en-IN"/>
+        </w:rPr>
+        <w:t xml:space="preserve"> is used for:</w:t>
       </w:r>
     </w:p>
     <w:p>
@@ -1702,7 +1794,7 @@
           <w:lang w:val="en-IN"/>
         </w:rPr>
         <w:pict w14:anchorId="217332CE">
-          <v:rect id="_x0000_i1364" style="width:0;height:1.5pt" o:hralign="center" o:hrstd="t" o:hr="t" fillcolor="#a0a0a0" stroked="f"/>
+          <v:rect id="_x0000_i1040" style="width:0;height:1.5pt" o:hralign="center" o:hrstd="t" o:hr="t" fillcolor="#a0a0a0" stroked="f"/>
         </w:pict>
       </w:r>
     </w:p>
@@ -1785,7 +1877,7 @@
           <w:lang w:val="en-IN"/>
         </w:rPr>
         <w:pict w14:anchorId="5B70D616">
-          <v:rect id="_x0000_i1365" style="width:0;height:1.5pt" o:hralign="center" o:hrstd="t" o:hr="t" fillcolor="#a0a0a0" stroked="f"/>
+          <v:rect id="_x0000_i1041" style="width:0;height:1.5pt" o:hralign="center" o:hrstd="t" o:hr="t" fillcolor="#a0a0a0" stroked="f"/>
         </w:pict>
       </w:r>
     </w:p>
@@ -1851,7 +1943,7 @@
           <w:lang w:val="en-IN"/>
         </w:rPr>
         <w:pict w14:anchorId="12D1EE40">
-          <v:rect id="_x0000_i1366" style="width:0;height:1.5pt" o:hralign="center" o:hrstd="t" o:hr="t" fillcolor="#a0a0a0" stroked="f"/>
+          <v:rect id="_x0000_i1042" style="width:0;height:1.5pt" o:hralign="center" o:hrstd="t" o:hr="t" fillcolor="#a0a0a0" stroked="f"/>
         </w:pict>
       </w:r>
     </w:p>
@@ -1882,11 +1974,19 @@
           <w:lang w:val="en-IN"/>
         </w:rPr>
       </w:pPr>
-      <w:r>
-        <w:rPr>
-          <w:lang w:val="en-IN"/>
-        </w:rPr>
-        <w:t xml:space="preserve">PySpark </w:t>
+      <w:proofErr w:type="spellStart"/>
+      <w:r>
+        <w:rPr>
+          <w:lang w:val="en-IN"/>
+        </w:rPr>
+        <w:t>PySpark</w:t>
+      </w:r>
+      <w:proofErr w:type="spellEnd"/>
+      <w:r>
+        <w:rPr>
+          <w:lang w:val="en-IN"/>
+        </w:rPr>
+        <w:t xml:space="preserve"> </w:t>
       </w:r>
     </w:p>
     <w:p>
@@ -1934,7 +2034,7 @@
           <w:lang w:val="en-IN"/>
         </w:rPr>
         <w:pict w14:anchorId="1AADC214">
-          <v:rect id="_x0000_i1367" style="width:0;height:1.5pt" o:hralign="center" o:hrstd="t" o:hr="t" fillcolor="#a0a0a0" stroked="f"/>
+          <v:rect id="_x0000_i1043" style="width:0;height:1.5pt" o:hralign="center" o:hrstd="t" o:hr="t" fillcolor="#a0a0a0" stroked="f"/>
         </w:pict>
       </w:r>
     </w:p>
@@ -1966,7 +2066,7 @@
           <w:lang w:val="en-IN"/>
         </w:rPr>
         <w:pict w14:anchorId="16FB2EEB">
-          <v:rect id="_x0000_i1368" style="width:0;height:1.5pt" o:hralign="center" o:hrstd="t" o:hr="t" fillcolor="#a0a0a0" stroked="f"/>
+          <v:rect id="_x0000_i1044" style="width:0;height:1.5pt" o:hralign="center" o:hrstd="t" o:hr="t" fillcolor="#a0a0a0" stroked="f"/>
         </w:pict>
       </w:r>
     </w:p>
@@ -1984,20 +2084,46 @@
           <w:bCs/>
           <w:lang w:val="en-IN"/>
         </w:rPr>
-        <w:t>1. BigQuery Overview</w:t>
-      </w:r>
-    </w:p>
-    <w:p>
-      <w:pPr>
-        <w:rPr>
-          <w:lang w:val="en-IN"/>
-        </w:rPr>
-      </w:pPr>
-      <w:r>
-        <w:rPr>
-          <w:lang w:val="en-IN"/>
-        </w:rPr>
-        <w:t xml:space="preserve">BigQuery is a </w:t>
+        <w:t xml:space="preserve">1. </w:t>
+      </w:r>
+      <w:proofErr w:type="spellStart"/>
+      <w:r>
+        <w:rPr>
+          <w:b/>
+          <w:bCs/>
+          <w:lang w:val="en-IN"/>
+        </w:rPr>
+        <w:t>BigQuery</w:t>
+      </w:r>
+      <w:proofErr w:type="spellEnd"/>
+      <w:r>
+        <w:rPr>
+          <w:b/>
+          <w:bCs/>
+          <w:lang w:val="en-IN"/>
+        </w:rPr>
+        <w:t xml:space="preserve"> Overview</w:t>
+      </w:r>
+    </w:p>
+    <w:p>
+      <w:pPr>
+        <w:rPr>
+          <w:lang w:val="en-IN"/>
+        </w:rPr>
+      </w:pPr>
+      <w:proofErr w:type="spellStart"/>
+      <w:r>
+        <w:rPr>
+          <w:lang w:val="en-IN"/>
+        </w:rPr>
+        <w:t>BigQuery</w:t>
+      </w:r>
+      <w:proofErr w:type="spellEnd"/>
+      <w:r>
+        <w:rPr>
+          <w:lang w:val="en-IN"/>
+        </w:rPr>
+        <w:t xml:space="preserve"> is a </w:t>
       </w:r>
       <w:r>
         <w:rPr>
@@ -2025,7 +2151,7 @@
           <w:lang w:val="en-IN"/>
         </w:rPr>
         <w:pict w14:anchorId="3D43A2F2">
-          <v:rect id="_x0000_i1369" style="width:0;height:1.5pt" o:hralign="center" o:hrstd="t" o:hr="t" fillcolor="#a0a0a0" stroked="f"/>
+          <v:rect id="_x0000_i1045" style="width:0;height:1.5pt" o:hralign="center" o:hrstd="t" o:hr="t" fillcolor="#a0a0a0" stroked="f"/>
         </w:pict>
       </w:r>
     </w:p>
@@ -2159,7 +2285,7 @@
           <w:lang w:val="en-IN"/>
         </w:rPr>
         <w:pict w14:anchorId="66CEF2E1">
-          <v:rect id="_x0000_i1370" style="width:0;height:1.5pt" o:hralign="center" o:hrstd="t" o:hr="t" fillcolor="#a0a0a0" stroked="f"/>
+          <v:rect id="_x0000_i1046" style="width:0;height:1.5pt" o:hralign="center" o:hrstd="t" o:hr="t" fillcolor="#a0a0a0" stroked="f"/>
         </w:pict>
       </w:r>
     </w:p>
@@ -2293,7 +2419,7 @@
           <w:lang w:val="en-IN"/>
         </w:rPr>
         <w:pict w14:anchorId="2C48A131">
-          <v:rect id="_x0000_i1371" style="width:0;height:1.5pt" o:hralign="center" o:hrstd="t" o:hr="t" fillcolor="#a0a0a0" stroked="f"/>
+          <v:rect id="_x0000_i1047" style="width:0;height:1.5pt" o:hralign="center" o:hrstd="t" o:hr="t" fillcolor="#a0a0a0" stroked="f"/>
         </w:pict>
       </w:r>
     </w:p>
@@ -2427,7 +2553,7 @@
           <w:lang w:val="en-IN"/>
         </w:rPr>
         <w:pict w14:anchorId="795CAD83">
-          <v:rect id="_x0000_i1372" style="width:0;height:1.5pt" o:hralign="center" o:hrstd="t" o:hr="t" fillcolor="#a0a0a0" stroked="f"/>
+          <v:rect id="_x0000_i1048" style="width:0;height:1.5pt" o:hralign="center" o:hrstd="t" o:hr="t" fillcolor="#a0a0a0" stroked="f"/>
         </w:pict>
       </w:r>
     </w:p>
@@ -2493,7 +2619,7 @@
           <w:lang w:val="en-IN"/>
         </w:rPr>
         <w:pict w14:anchorId="73797D30">
-          <v:rect id="_x0000_i1373" style="width:0;height:1.5pt" o:hralign="center" o:hrstd="t" o:hr="t" fillcolor="#a0a0a0" stroked="f"/>
+          <v:rect id="_x0000_i1049" style="width:0;height:1.5pt" o:hralign="center" o:hrstd="t" o:hr="t" fillcolor="#a0a0a0" stroked="f"/>
         </w:pict>
       </w:r>
     </w:p>
@@ -2593,7 +2719,7 @@
           <w:lang w:val="en-IN"/>
         </w:rPr>
         <w:pict w14:anchorId="16C48B5B">
-          <v:rect id="_x0000_i1374" style="width:0;height:1.5pt" o:hralign="center" o:hrstd="t" o:hr="t" fillcolor="#a0a0a0" stroked="f"/>
+          <v:rect id="_x0000_i1050" style="width:0;height:1.5pt" o:hralign="center" o:hrstd="t" o:hr="t" fillcolor="#a0a0a0" stroked="f"/>
         </w:pict>
       </w:r>
     </w:p>
@@ -2611,7 +2737,25 @@
           <w:bCs/>
           <w:lang w:val="en-IN"/>
         </w:rPr>
-        <w:t>7. BigQuery SQL</w:t>
+        <w:t xml:space="preserve">7. </w:t>
+      </w:r>
+      <w:proofErr w:type="spellStart"/>
+      <w:r>
+        <w:rPr>
+          <w:b/>
+          <w:bCs/>
+          <w:lang w:val="en-IN"/>
+        </w:rPr>
+        <w:t>BigQuery</w:t>
+      </w:r>
+      <w:proofErr w:type="spellEnd"/>
+      <w:r>
+        <w:rPr>
+          <w:b/>
+          <w:bCs/>
+          <w:lang w:val="en-IN"/>
+        </w:rPr>
+        <w:t xml:space="preserve"> SQL</w:t>
       </w:r>
     </w:p>
     <w:p>
@@ -2693,7 +2837,7 @@
           <w:lang w:val="en-IN"/>
         </w:rPr>
         <w:pict w14:anchorId="0D22F1B6">
-          <v:rect id="_x0000_i1375" style="width:0;height:1.5pt" o:hralign="center" o:hrstd="t" o:hr="t" fillcolor="#a0a0a0" stroked="f"/>
+          <v:rect id="_x0000_i1051" style="width:0;height:1.5pt" o:hralign="center" o:hrstd="t" o:hr="t" fillcolor="#a0a0a0" stroked="f"/>
         </w:pict>
       </w:r>
     </w:p>
@@ -2759,7 +2903,7 @@
           <w:lang w:val="en-IN"/>
         </w:rPr>
         <w:pict w14:anchorId="109F89D1">
-          <v:rect id="_x0000_i1376" style="width:0;height:1.5pt" o:hralign="center" o:hrstd="t" o:hr="t" fillcolor="#a0a0a0" stroked="f"/>
+          <v:rect id="_x0000_i1052" style="width:0;height:1.5pt" o:hralign="center" o:hrstd="t" o:hr="t" fillcolor="#a0a0a0" stroked="f"/>
         </w:pict>
       </w:r>
     </w:p>
@@ -2777,7 +2921,25 @@
           <w:bCs/>
           <w:lang w:val="en-IN"/>
         </w:rPr>
-        <w:t>9. GCS → BigQuery Patterns</w:t>
+        <w:t xml:space="preserve">9. GCS → </w:t>
+      </w:r>
+      <w:proofErr w:type="spellStart"/>
+      <w:r>
+        <w:rPr>
+          <w:b/>
+          <w:bCs/>
+          <w:lang w:val="en-IN"/>
+        </w:rPr>
+        <w:t>BigQuery</w:t>
+      </w:r>
+      <w:proofErr w:type="spellEnd"/>
+      <w:r>
+        <w:rPr>
+          <w:b/>
+          <w:bCs/>
+          <w:lang w:val="en-IN"/>
+        </w:rPr>
+        <w:t xml:space="preserve"> Patterns</w:t>
       </w:r>
     </w:p>
     <w:tbl>
@@ -2997,7 +3159,7 @@
           <w:lang w:val="en-IN"/>
         </w:rPr>
         <w:pict w14:anchorId="5376E154">
-          <v:rect id="_x0000_i1377" style="width:0;height:1.5pt" o:hralign="center" o:hrstd="t" o:hr="t" fillcolor="#a0a0a0" stroked="f"/>
+          <v:rect id="_x0000_i1053" style="width:0;height:1.5pt" o:hralign="center" o:hrstd="t" o:hr="t" fillcolor="#a0a0a0" stroked="f"/>
         </w:pict>
       </w:r>
     </w:p>
@@ -3029,7 +3191,7 @@
           <w:lang w:val="en-IN"/>
         </w:rPr>
         <w:pict w14:anchorId="12AF3B85">
-          <v:rect id="_x0000_i1378" style="width:0;height:1.5pt" o:hralign="center" o:hrstd="t" o:hr="t" fillcolor="#a0a0a0" stroked="f"/>
+          <v:rect id="_x0000_i1054" style="width:0;height:1.5pt" o:hralign="center" o:hrstd="t" o:hr="t" fillcolor="#a0a0a0" stroked="f"/>
         </w:pict>
       </w:r>
     </w:p>
@@ -3074,7 +3236,7 @@
           <w:lang w:val="en-IN"/>
         </w:rPr>
         <w:pict w14:anchorId="678B1549">
-          <v:rect id="_x0000_i1379" style="width:0;height:1.5pt" o:hralign="center" o:hrstd="t" o:hr="t" fillcolor="#a0a0a0" stroked="f"/>
+          <v:rect id="_x0000_i1055" style="width:0;height:1.5pt" o:hralign="center" o:hrstd="t" o:hr="t" fillcolor="#a0a0a0" stroked="f"/>
         </w:pict>
       </w:r>
     </w:p>
@@ -3174,7 +3336,7 @@
           <w:lang w:val="en-IN"/>
         </w:rPr>
         <w:pict w14:anchorId="5DBC85A8">
-          <v:rect id="_x0000_i1380" style="width:0;height:1.5pt" o:hralign="center" o:hrstd="t" o:hr="t" fillcolor="#a0a0a0" stroked="f"/>
+          <v:rect id="_x0000_i1056" style="width:0;height:1.5pt" o:hralign="center" o:hrstd="t" o:hr="t" fillcolor="#a0a0a0" stroked="f"/>
         </w:pict>
       </w:r>
     </w:p>
@@ -3240,7 +3402,7 @@
           <w:lang w:val="en-IN"/>
         </w:rPr>
         <w:pict w14:anchorId="24606CB4">
-          <v:rect id="_x0000_i1381" style="width:0;height:1.5pt" o:hralign="center" o:hrstd="t" o:hr="t" fillcolor="#a0a0a0" stroked="f"/>
+          <v:rect id="_x0000_i1057" style="width:0;height:1.5pt" o:hralign="center" o:hrstd="t" o:hr="t" fillcolor="#a0a0a0" stroked="f"/>
         </w:pict>
       </w:r>
     </w:p>
@@ -3306,7 +3468,7 @@
           <w:lang w:val="en-IN"/>
         </w:rPr>
         <w:pict w14:anchorId="2236F3BC">
-          <v:rect id="_x0000_i1382" style="width:0;height:1.5pt" o:hralign="center" o:hrstd="t" o:hr="t" fillcolor="#a0a0a0" stroked="f"/>
+          <v:rect id="_x0000_i1058" style="width:0;height:1.5pt" o:hralign="center" o:hrstd="t" o:hr="t" fillcolor="#a0a0a0" stroked="f"/>
         </w:pict>
       </w:r>
     </w:p>
@@ -3341,7 +3503,21 @@
         <w:rPr>
           <w:lang w:val="en-IN"/>
         </w:rPr>
-        <w:t xml:space="preserve">Run BigQuery queries </w:t>
+        <w:t xml:space="preserve">Run </w:t>
+      </w:r>
+      <w:proofErr w:type="spellStart"/>
+      <w:r>
+        <w:rPr>
+          <w:lang w:val="en-IN"/>
+        </w:rPr>
+        <w:t>BigQuery</w:t>
+      </w:r>
+      <w:proofErr w:type="spellEnd"/>
+      <w:r>
+        <w:rPr>
+          <w:lang w:val="en-IN"/>
+        </w:rPr>
+        <w:t xml:space="preserve"> queries </w:t>
       </w:r>
     </w:p>
     <w:p>
@@ -3375,7 +3551,21 @@
         <w:rPr>
           <w:lang w:val="en-IN"/>
         </w:rPr>
-        <w:t xml:space="preserve">Trigger Dataproc jobs </w:t>
+        <w:t xml:space="preserve">Trigger </w:t>
+      </w:r>
+      <w:proofErr w:type="spellStart"/>
+      <w:r>
+        <w:rPr>
+          <w:lang w:val="en-IN"/>
+        </w:rPr>
+        <w:t>Dataproc</w:t>
+      </w:r>
+      <w:proofErr w:type="spellEnd"/>
+      <w:r>
+        <w:rPr>
+          <w:lang w:val="en-IN"/>
+        </w:rPr>
+        <w:t xml:space="preserve"> jobs </w:t>
       </w:r>
     </w:p>
     <w:p>
@@ -3389,7 +3579,7 @@
           <w:lang w:val="en-IN"/>
         </w:rPr>
         <w:pict w14:anchorId="31312B92">
-          <v:rect id="_x0000_i1383" style="width:0;height:1.5pt" o:hralign="center" o:hrstd="t" o:hr="t" fillcolor="#a0a0a0" stroked="f"/>
+          <v:rect id="_x0000_i1059" style="width:0;height:1.5pt" o:hralign="center" o:hrstd="t" o:hr="t" fillcolor="#a0a0a0" stroked="f"/>
         </w:pict>
       </w:r>
     </w:p>
@@ -3647,7 +3837,7 @@
           <w:lang w:val="en-IN"/>
         </w:rPr>
         <w:pict w14:anchorId="46614353">
-          <v:rect id="_x0000_i1384" style="width:0;height:1.5pt" o:hralign="center" o:hrstd="t" o:hr="t" fillcolor="#a0a0a0" stroked="f"/>
+          <v:rect id="_x0000_i1060" style="width:0;height:1.5pt" o:hralign="center" o:hrstd="t" o:hr="t" fillcolor="#a0a0a0" stroked="f"/>
         </w:pict>
       </w:r>
     </w:p>
@@ -3679,7 +3869,7 @@
           <w:lang w:val="en-IN"/>
         </w:rPr>
         <w:pict w14:anchorId="1C60A557">
-          <v:rect id="_x0000_i1385" style="width:0;height:1.5pt" o:hralign="center" o:hrstd="t" o:hr="t" fillcolor="#a0a0a0" stroked="f"/>
+          <v:rect id="_x0000_i1061" style="width:0;height:1.5pt" o:hralign="center" o:hrstd="t" o:hr="t" fillcolor="#a0a0a0" stroked="f"/>
         </w:pict>
       </w:r>
     </w:p>
@@ -3710,7 +3900,35 @@
         <w:rPr>
           <w:lang w:val="en-IN"/>
         </w:rPr>
-        <w:t>GCS → Dataproc/Dataflow → BigQuery → Composer</w:t>
+        <w:t xml:space="preserve">GCS → </w:t>
+      </w:r>
+      <w:proofErr w:type="spellStart"/>
+      <w:r>
+        <w:rPr>
+          <w:lang w:val="en-IN"/>
+        </w:rPr>
+        <w:t>Dataproc</w:t>
+      </w:r>
+      <w:proofErr w:type="spellEnd"/>
+      <w:r>
+        <w:rPr>
+          <w:lang w:val="en-IN"/>
+        </w:rPr>
+        <w:t xml:space="preserve">/Dataflow → </w:t>
+      </w:r>
+      <w:proofErr w:type="spellStart"/>
+      <w:r>
+        <w:rPr>
+          <w:lang w:val="en-IN"/>
+        </w:rPr>
+        <w:t>BigQuery</w:t>
+      </w:r>
+      <w:proofErr w:type="spellEnd"/>
+      <w:r>
+        <w:rPr>
+          <w:lang w:val="en-IN"/>
+        </w:rPr>
+        <w:t xml:space="preserve"> → Composer</w:t>
       </w:r>
     </w:p>
     <w:p>
@@ -3761,7 +3979,21 @@
         <w:rPr>
           <w:lang w:val="en-IN"/>
         </w:rPr>
-        <w:t xml:space="preserve">Process → Dataproc/Dataflow </w:t>
+        <w:t xml:space="preserve">Process → </w:t>
+      </w:r>
+      <w:proofErr w:type="spellStart"/>
+      <w:r>
+        <w:rPr>
+          <w:lang w:val="en-IN"/>
+        </w:rPr>
+        <w:t>Dataproc</w:t>
+      </w:r>
+      <w:proofErr w:type="spellEnd"/>
+      <w:r>
+        <w:rPr>
+          <w:lang w:val="en-IN"/>
+        </w:rPr>
+        <w:t xml:space="preserve">/Dataflow </w:t>
       </w:r>
     </w:p>
     <w:p>
@@ -3778,7 +4010,21 @@
         <w:rPr>
           <w:lang w:val="en-IN"/>
         </w:rPr>
-        <w:t xml:space="preserve">Load → BigQuery </w:t>
+        <w:t xml:space="preserve">Load → </w:t>
+      </w:r>
+      <w:proofErr w:type="spellStart"/>
+      <w:r>
+        <w:rPr>
+          <w:lang w:val="en-IN"/>
+        </w:rPr>
+        <w:t>BigQuery</w:t>
+      </w:r>
+      <w:proofErr w:type="spellEnd"/>
+      <w:r>
+        <w:rPr>
+          <w:lang w:val="en-IN"/>
+        </w:rPr>
+        <w:t xml:space="preserve"> </w:t>
       </w:r>
     </w:p>
     <w:p>
@@ -3809,7 +4055,7 @@
           <w:lang w:val="en-IN"/>
         </w:rPr>
         <w:pict w14:anchorId="42B3BA72">
-          <v:rect id="_x0000_i1386" style="width:0;height:1.5pt" o:hralign="center" o:hrstd="t" o:hr="t" fillcolor="#a0a0a0" stroked="f"/>
+          <v:rect id="_x0000_i1062" style="width:0;height:1.5pt" o:hralign="center" o:hrstd="t" o:hr="t" fillcolor="#a0a0a0" stroked="f"/>
         </w:pict>
       </w:r>
     </w:p>
@@ -3840,8 +4086,16 @@
         <w:rPr>
           <w:lang w:val="en-IN"/>
         </w:rPr>
-        <w:t>Pub/Sub → Dataflow → BigQuery</w:t>
-      </w:r>
+        <w:t xml:space="preserve">Pub/Sub → Dataflow → </w:t>
+      </w:r>
+      <w:proofErr w:type="spellStart"/>
+      <w:r>
+        <w:rPr>
+          <w:lang w:val="en-IN"/>
+        </w:rPr>
+        <w:t>BigQuery</w:t>
+      </w:r>
+      <w:proofErr w:type="spellEnd"/>
     </w:p>
     <w:p>
       <w:pPr>
@@ -3908,7 +4162,21 @@
         <w:rPr>
           <w:lang w:val="en-IN"/>
         </w:rPr>
-        <w:t xml:space="preserve">Store → BigQuery </w:t>
+        <w:t xml:space="preserve">Store → </w:t>
+      </w:r>
+      <w:proofErr w:type="spellStart"/>
+      <w:r>
+        <w:rPr>
+          <w:lang w:val="en-IN"/>
+        </w:rPr>
+        <w:t>BigQuery</w:t>
+      </w:r>
+      <w:proofErr w:type="spellEnd"/>
+      <w:r>
+        <w:rPr>
+          <w:lang w:val="en-IN"/>
+        </w:rPr>
+        <w:t xml:space="preserve"> </w:t>
       </w:r>
     </w:p>
     <w:p>
@@ -3922,7 +4190,7 @@
           <w:lang w:val="en-IN"/>
         </w:rPr>
         <w:pict w14:anchorId="040477F7">
-          <v:rect id="_x0000_i1387" style="width:0;height:1.5pt" o:hralign="center" o:hrstd="t" o:hr="t" fillcolor="#a0a0a0" stroked="f"/>
+          <v:rect id="_x0000_i1063" style="width:0;height:1.5pt" o:hralign="center" o:hrstd="t" o:hr="t" fillcolor="#a0a0a0" stroked="f"/>
         </w:pict>
       </w:r>
     </w:p>
@@ -3954,7 +4222,7 @@
           <w:lang w:val="en-IN"/>
         </w:rPr>
         <w:pict w14:anchorId="3A7AFC52">
-          <v:rect id="_x0000_i1388" style="width:0;height:1.5pt" o:hralign="center" o:hrstd="t" o:hr="t" fillcolor="#a0a0a0" stroked="f"/>
+          <v:rect id="_x0000_i1064" style="width:0;height:1.5pt" o:hralign="center" o:hrstd="t" o:hr="t" fillcolor="#a0a0a0" stroked="f"/>
         </w:pict>
       </w:r>
     </w:p>
@@ -4019,11 +4287,19 @@
           <w:lang w:val="en-IN"/>
         </w:rPr>
       </w:pPr>
-      <w:r>
-        <w:rPr>
-          <w:lang w:val="en-IN"/>
-        </w:rPr>
-        <w:t xml:space="preserve">BigQuery Job History </w:t>
+      <w:proofErr w:type="spellStart"/>
+      <w:r>
+        <w:rPr>
+          <w:lang w:val="en-IN"/>
+        </w:rPr>
+        <w:t>BigQuery</w:t>
+      </w:r>
+      <w:proofErr w:type="spellEnd"/>
+      <w:r>
+        <w:rPr>
+          <w:lang w:val="en-IN"/>
+        </w:rPr>
+        <w:t xml:space="preserve"> Job History </w:t>
       </w:r>
     </w:p>
     <w:p>
@@ -4037,7 +4313,7 @@
           <w:lang w:val="en-IN"/>
         </w:rPr>
         <w:pict w14:anchorId="1B2EBB78">
-          <v:rect id="_x0000_i1389" style="width:0;height:1.5pt" o:hralign="center" o:hrstd="t" o:hr="t" fillcolor="#a0a0a0" stroked="f"/>
+          <v:rect id="_x0000_i1065" style="width:0;height:1.5pt" o:hralign="center" o:hrstd="t" o:hr="t" fillcolor="#a0a0a0" stroked="f"/>
         </w:pict>
       </w:r>
     </w:p>
@@ -4103,7 +4379,7 @@
           <w:lang w:val="en-IN"/>
         </w:rPr>
         <w:pict w14:anchorId="6ADAB0B9">
-          <v:rect id="_x0000_i1390" style="width:0;height:1.5pt" o:hralign="center" o:hrstd="t" o:hr="t" fillcolor="#a0a0a0" stroked="f"/>
+          <v:rect id="_x0000_i1066" style="width:0;height:1.5pt" o:hralign="center" o:hrstd="t" o:hr="t" fillcolor="#a0a0a0" stroked="f"/>
         </w:pict>
       </w:r>
     </w:p>
@@ -4135,7 +4411,7 @@
           <w:lang w:val="en-IN"/>
         </w:rPr>
         <w:pict w14:anchorId="62BAAA02">
-          <v:rect id="_x0000_i1391" style="width:0;height:1.5pt" o:hralign="center" o:hrstd="t" o:hr="t" fillcolor="#a0a0a0" stroked="f"/>
+          <v:rect id="_x0000_i1067" style="width:0;height:1.5pt" o:hralign="center" o:hrstd="t" o:hr="t" fillcolor="#a0a0a0" stroked="f"/>
         </w:pict>
       </w:r>
     </w:p>
@@ -4232,6 +4508,7 @@
           <w:lang w:val="en-IN"/>
         </w:rPr>
       </w:pPr>
+      <w:proofErr w:type="spellStart"/>
       <w:r>
         <w:rPr>
           <w:b/>
@@ -4240,6 +4517,7 @@
         </w:rPr>
         <w:t>BigQuery</w:t>
       </w:r>
+      <w:proofErr w:type="spellEnd"/>
     </w:p>
     <w:p>
       <w:pPr>
@@ -4286,7 +4564,7 @@
           <w:lang w:val="en-IN"/>
         </w:rPr>
         <w:pict w14:anchorId="2E18F1DC">
-          <v:rect id="_x0000_i1392" style="width:0;height:1.5pt" o:hralign="center" o:hrstd="t" o:hr="t" fillcolor="#a0a0a0" stroked="f"/>
+          <v:rect id="_x0000_i1068" style="width:0;height:1.5pt" o:hralign="center" o:hrstd="t" o:hr="t" fillcolor="#a0a0a0" stroked="f"/>
         </w:pict>
       </w:r>
     </w:p>
@@ -4318,7 +4596,7 @@
           <w:lang w:val="en-IN"/>
         </w:rPr>
         <w:pict w14:anchorId="0E034451">
-          <v:rect id="_x0000_i1393" style="width:0;height:1.5pt" o:hralign="center" o:hrstd="t" o:hr="t" fillcolor="#a0a0a0" stroked="f"/>
+          <v:rect id="_x0000_i1069" style="width:0;height:1.5pt" o:hralign="center" o:hrstd="t" o:hr="t" fillcolor="#a0a0a0" stroked="f"/>
         </w:pict>
       </w:r>
     </w:p>
@@ -4404,7 +4682,21 @@
         <w:rPr>
           <w:lang w:val="en-IN"/>
         </w:rPr>
-        <w:t xml:space="preserve">Dataflow + Dataproc </w:t>
+        <w:t xml:space="preserve">Dataflow + </w:t>
+      </w:r>
+      <w:proofErr w:type="spellStart"/>
+      <w:r>
+        <w:rPr>
+          <w:lang w:val="en-IN"/>
+        </w:rPr>
+        <w:t>Dataproc</w:t>
+      </w:r>
+      <w:proofErr w:type="spellEnd"/>
+      <w:r>
+        <w:rPr>
+          <w:lang w:val="en-IN"/>
+        </w:rPr>
+        <w:t xml:space="preserve"> </w:t>
       </w:r>
     </w:p>
     <w:p>
@@ -4434,11 +4726,19 @@
           <w:lang w:val="en-IN"/>
         </w:rPr>
       </w:pPr>
-      <w:r>
-        <w:rPr>
-          <w:lang w:val="en-IN"/>
-        </w:rPr>
-        <w:t xml:space="preserve">BigQuery </w:t>
+      <w:proofErr w:type="spellStart"/>
+      <w:r>
+        <w:rPr>
+          <w:lang w:val="en-IN"/>
+        </w:rPr>
+        <w:t>BigQuery</w:t>
+      </w:r>
+      <w:proofErr w:type="spellEnd"/>
+      <w:r>
+        <w:rPr>
+          <w:lang w:val="en-IN"/>
+        </w:rPr>
+        <w:t xml:space="preserve"> </w:t>
       </w:r>
     </w:p>
     <w:p>
@@ -4520,7 +4820,7 @@
           <w:lang w:val="en-IN"/>
         </w:rPr>
         <w:pict w14:anchorId="2E607E2A">
-          <v:rect id="_x0000_i1394" style="width:0;height:1.5pt" o:hralign="center" o:hrstd="t" o:hr="t" fillcolor="#a0a0a0" stroked="f"/>
+          <v:rect id="_x0000_i1070" style="width:0;height:1.5pt" o:hralign="center" o:hrstd="t" o:hr="t" fillcolor="#a0a0a0" stroked="f"/>
         </w:pict>
       </w:r>
     </w:p>
@@ -4552,7 +4852,7 @@
           <w:lang w:val="en-IN"/>
         </w:rPr>
         <w:pict w14:anchorId="46D4E793">
-          <v:rect id="_x0000_i1395" style="width:0;height:1.5pt" o:hralign="center" o:hrstd="t" o:hr="t" fillcolor="#a0a0a0" stroked="f"/>
+          <v:rect id="_x0000_i1071" style="width:0;height:1.5pt" o:hralign="center" o:hrstd="t" o:hr="t" fillcolor="#a0a0a0" stroked="f"/>
         </w:pict>
       </w:r>
     </w:p>
@@ -4587,7 +4887,21 @@
         <w:rPr>
           <w:lang w:val="en-IN"/>
         </w:rPr>
-        <w:t xml:space="preserve">Difference between push vs pull? </w:t>
+        <w:t xml:space="preserve">Difference between push vs </w:t>
+      </w:r>
+      <w:proofErr w:type="gramStart"/>
+      <w:r>
+        <w:rPr>
+          <w:lang w:val="en-IN"/>
+        </w:rPr>
+        <w:t>pull?</w:t>
+      </w:r>
+      <w:proofErr w:type="gramEnd"/>
+      <w:r>
+        <w:rPr>
+          <w:lang w:val="en-IN"/>
+        </w:rPr>
+        <w:t xml:space="preserve"> </w:t>
       </w:r>
     </w:p>
     <w:p>
@@ -4618,7 +4932,7 @@
           <w:lang w:val="en-IN"/>
         </w:rPr>
         <w:pict w14:anchorId="70C4D5D4">
-          <v:rect id="_x0000_i1396" style="width:0;height:1.5pt" o:hralign="center" o:hrstd="t" o:hr="t" fillcolor="#a0a0a0" stroked="f"/>
+          <v:rect id="_x0000_i1072" style="width:0;height:1.5pt" o:hralign="center" o:hrstd="t" o:hr="t" fillcolor="#a0a0a0" stroked="f"/>
         </w:pict>
       </w:r>
     </w:p>
@@ -4653,7 +4967,21 @@
         <w:rPr>
           <w:lang w:val="en-IN"/>
         </w:rPr>
-        <w:t xml:space="preserve">What is PCollection? </w:t>
+        <w:t xml:space="preserve">What is </w:t>
+      </w:r>
+      <w:proofErr w:type="spellStart"/>
+      <w:r>
+        <w:rPr>
+          <w:lang w:val="en-IN"/>
+        </w:rPr>
+        <w:t>PCollection</w:t>
+      </w:r>
+      <w:proofErr w:type="spellEnd"/>
+      <w:r>
+        <w:rPr>
+          <w:lang w:val="en-IN"/>
+        </w:rPr>
+        <w:t xml:space="preserve">? </w:t>
       </w:r>
     </w:p>
     <w:p>
@@ -4670,7 +4998,21 @@
         <w:rPr>
           <w:lang w:val="en-IN"/>
         </w:rPr>
-        <w:t xml:space="preserve">Dataflow vs Dataproc? </w:t>
+        <w:t xml:space="preserve">Dataflow vs </w:t>
+      </w:r>
+      <w:proofErr w:type="spellStart"/>
+      <w:r>
+        <w:rPr>
+          <w:lang w:val="en-IN"/>
+        </w:rPr>
+        <w:t>Dataproc</w:t>
+      </w:r>
+      <w:proofErr w:type="spellEnd"/>
+      <w:r>
+        <w:rPr>
+          <w:lang w:val="en-IN"/>
+        </w:rPr>
+        <w:t xml:space="preserve">? </w:t>
       </w:r>
     </w:p>
     <w:p>
@@ -4684,7 +5026,7 @@
           <w:lang w:val="en-IN"/>
         </w:rPr>
         <w:pict w14:anchorId="4A4C27A4">
-          <v:rect id="_x0000_i1397" style="width:0;height:1.5pt" o:hralign="center" o:hrstd="t" o:hr="t" fillcolor="#a0a0a0" stroked="f"/>
+          <v:rect id="_x0000_i1073" style="width:0;height:1.5pt" o:hralign="center" o:hrstd="t" o:hr="t" fillcolor="#a0a0a0" stroked="f"/>
         </w:pict>
       </w:r>
     </w:p>
@@ -4736,7 +5078,21 @@
         <w:rPr>
           <w:lang w:val="en-IN"/>
         </w:rPr>
-        <w:t xml:space="preserve">How to reduce BigQuery cost? </w:t>
+        <w:t xml:space="preserve">How to reduce </w:t>
+      </w:r>
+      <w:proofErr w:type="spellStart"/>
+      <w:r>
+        <w:rPr>
+          <w:lang w:val="en-IN"/>
+        </w:rPr>
+        <w:t>BigQuery</w:t>
+      </w:r>
+      <w:proofErr w:type="spellEnd"/>
+      <w:r>
+        <w:rPr>
+          <w:lang w:val="en-IN"/>
+        </w:rPr>
+        <w:t xml:space="preserve"> cost? </w:t>
       </w:r>
     </w:p>
     <w:p>
@@ -4750,7 +5106,7 @@
           <w:lang w:val="en-IN"/>
         </w:rPr>
         <w:pict w14:anchorId="6699A1B5">
-          <v:rect id="_x0000_i1398" style="width:0;height:1.5pt" o:hralign="center" o:hrstd="t" o:hr="t" fillcolor="#a0a0a0" stroked="f"/>
+          <v:rect id="_x0000_i1074" style="width:0;height:1.5pt" o:hralign="center" o:hrstd="t" o:hr="t" fillcolor="#a0a0a0" stroked="f"/>
         </w:pict>
       </w:r>
     </w:p>
@@ -4816,7 +5172,7 @@
           <w:lang w:val="en-IN"/>
         </w:rPr>
         <w:pict w14:anchorId="2EDD8282">
-          <v:rect id="_x0000_i1399" style="width:0;height:1.5pt" o:hralign="center" o:hrstd="t" o:hr="t" fillcolor="#a0a0a0" stroked="f"/>
+          <v:rect id="_x0000_i1075" style="width:0;height:1.5pt" o:hralign="center" o:hrstd="t" o:hr="t" fillcolor="#a0a0a0" stroked="f"/>
         </w:pict>
       </w:r>
     </w:p>
@@ -4882,7 +5238,7 @@
           <w:lang w:val="en-IN"/>
         </w:rPr>
         <w:pict w14:anchorId="02E48255">
-          <v:rect id="_x0000_i1400" style="width:0;height:1.5pt" o:hralign="center" o:hrstd="t" o:hr="t" fillcolor="#a0a0a0" stroked="f"/>
+          <v:rect id="_x0000_i1076" style="width:0;height:1.5pt" o:hralign="center" o:hrstd="t" o:hr="t" fillcolor="#a0a0a0" stroked="f"/>
         </w:pict>
       </w:r>
     </w:p>
@@ -4934,7 +5290,21 @@
         <w:rPr>
           <w:lang w:val="en-IN"/>
         </w:rPr>
-        <w:t xml:space="preserve">Using Dataproc for simple tasks (use Dataflow instead) </w:t>
+        <w:t xml:space="preserve">Using </w:t>
+      </w:r>
+      <w:proofErr w:type="spellStart"/>
+      <w:r>
+        <w:rPr>
+          <w:lang w:val="en-IN"/>
+        </w:rPr>
+        <w:t>Dataproc</w:t>
+      </w:r>
+      <w:proofErr w:type="spellEnd"/>
+      <w:r>
+        <w:rPr>
+          <w:lang w:val="en-IN"/>
+        </w:rPr>
+        <w:t xml:space="preserve"> for simple tasks (use Dataflow instead) </w:t>
       </w:r>
     </w:p>
     <w:p>
@@ -4951,7 +5321,21 @@
         <w:rPr>
           <w:lang w:val="en-IN"/>
         </w:rPr>
-        <w:t xml:space="preserve">Running unpartitioned BigQuery queries </w:t>
+        <w:t xml:space="preserve">Running unpartitioned </w:t>
+      </w:r>
+      <w:proofErr w:type="spellStart"/>
+      <w:r>
+        <w:rPr>
+          <w:lang w:val="en-IN"/>
+        </w:rPr>
+        <w:t>BigQuery</w:t>
+      </w:r>
+      <w:proofErr w:type="spellEnd"/>
+      <w:r>
+        <w:rPr>
+          <w:lang w:val="en-IN"/>
+        </w:rPr>
+        <w:t xml:space="preserve"> queries </w:t>
       </w:r>
     </w:p>
     <w:p>
@@ -4982,7 +5366,7 @@
           <w:lang w:val="en-IN"/>
         </w:rPr>
         <w:pict w14:anchorId="1368A6D6">
-          <v:rect id="_x0000_i1401" style="width:0;height:1.5pt" o:hralign="center" o:hrstd="t" o:hr="t" fillcolor="#a0a0a0" stroked="f"/>
+          <v:rect id="_x0000_i1077" style="width:0;height:1.5pt" o:hralign="center" o:hrstd="t" o:hr="t" fillcolor="#a0a0a0" stroked="f"/>
         </w:pict>
       </w:r>
     </w:p>
@@ -5014,7 +5398,7 @@
           <w:lang w:val="en-IN"/>
         </w:rPr>
         <w:pict w14:anchorId="30D51CD0">
-          <v:rect id="_x0000_i1402" style="width:0;height:1.5pt" o:hralign="center" o:hrstd="t" o:hr="t" fillcolor="#a0a0a0" stroked="f"/>
+          <v:rect id="_x0000_i1078" style="width:0;height:1.5pt" o:hralign="center" o:hrstd="t" o:hr="t" fillcolor="#a0a0a0" stroked="f"/>
         </w:pict>
       </w:r>
     </w:p>
@@ -5049,7 +5433,21 @@
         <w:rPr>
           <w:lang w:val="en-IN"/>
         </w:rPr>
-        <w:t xml:space="preserve">Call events → Pub/Sub → Dataflow → BigQuery </w:t>
+        <w:t xml:space="preserve">Call events → Pub/Sub → Dataflow → </w:t>
+      </w:r>
+      <w:proofErr w:type="spellStart"/>
+      <w:r>
+        <w:rPr>
+          <w:lang w:val="en-IN"/>
+        </w:rPr>
+        <w:t>BigQuery</w:t>
+      </w:r>
+      <w:proofErr w:type="spellEnd"/>
+      <w:r>
+        <w:rPr>
+          <w:lang w:val="en-IN"/>
+        </w:rPr>
+        <w:t xml:space="preserve"> </w:t>
       </w:r>
     </w:p>
     <w:p>
@@ -5083,8 +5481,30 @@
         <w:rPr>
           <w:lang w:val="en-IN"/>
         </w:rPr>
-        <w:t>Daily usage → GCS → Dataproc → BigQuery</w:t>
-      </w:r>
+        <w:t xml:space="preserve">Daily usage → GCS → </w:t>
+      </w:r>
+      <w:proofErr w:type="spellStart"/>
+      <w:r>
+        <w:rPr>
+          <w:lang w:val="en-IN"/>
+        </w:rPr>
+        <w:t>Dataproc</w:t>
+      </w:r>
+      <w:proofErr w:type="spellEnd"/>
+      <w:r>
+        <w:rPr>
+          <w:lang w:val="en-IN"/>
+        </w:rPr>
+        <w:t xml:space="preserve"> → </w:t>
+      </w:r>
+      <w:proofErr w:type="spellStart"/>
+      <w:r>
+        <w:rPr>
+          <w:lang w:val="en-IN"/>
+        </w:rPr>
+        <w:t>BigQuery</w:t>
+      </w:r>
+      <w:proofErr w:type="spellEnd"/>
     </w:p>
     <w:p/>
     <w:sectPr>
@@ -13688,6 +14108,7 @@
   <w:style w:type="character" w:default="1" w:styleId="DefaultParagraphFont">
     <w:name w:val="Default Paragraph Font"/>
     <w:uiPriority w:val="1"/>
+    <w:semiHidden/>
     <w:unhideWhenUsed/>
   </w:style>
   <w:style w:type="table" w:default="1" w:styleId="TableNormal">
